--- a/pr-preview/pr-383/bayesian-examples-handout-tracked-changes.docx
+++ b/pr-preview/pr-383/bayesian-examples-handout-tracked-changes.docx
@@ -16,7 +16,7 @@
       </w:pPr>
       <w:del w:id="1" w:author="PR Preview" w:date="2026-01-01T00:00:00Z">
         <w:r>
-          <w:delText xml:space="preserve">Last modified: 2026-10-19 03:48:43 (PDT)</w:delText>
+          <w:delText xml:space="preserve">Last modified: 2026-10-19 04:11:38 (PDT)</w:delText>
         </w:r>
       </w:del>
     </w:p>
@@ -26,7 +26,7 @@
       </w:pPr>
       <w:ins w:id="2" w:author="PR Preview" w:date="2026-01-01T00:00:00Z">
         <w:r>
-          <w:t xml:space="preserve">Last modified: 2026-10-19 03:52:26 (PDT)</w:t>
+          <w:t xml:space="preserve">Last modified: 2026-10-19 04:14:28 (PDT)</w:t>
         </w:r>
       </w:ins>
     </w:p>
@@ -11018,7 +11018,7 @@
       <w:r>
         <w:t xml:space="preserve">$$
     \operatorname{p}(M_k \mid \mathord{\smash[b]{\underset{\raise.3ex\hbox{$\scriptstyle\sim$}}{y}}\vphantom{y}}) \approx
-    \frac{\operatorname{exp}\mathopen{}\left\{-\tfrac{1}{2}\operatorname{BIC}_k\right\}\mathclose{}}{\sum_{l=1}^{K} \operatorname{exp}\mathopen{}\left\{-\tfrac{1}{2}\operatorname{BIC}_l\right\}\mathclose{}}.
+    \frac{{\operatorname{exp}\mathopen{}\left\{-\tfrac{1}{2}\operatorname{BIC}_k\right\}\mathclose{}}}{\sum_{l=1}^{K} {\operatorname{exp}\mathopen{}\left\{-\tfrac{1}{2}\operatorname{BIC}_l\right\}\mathclose{}}}.
     $$</w:t>
       </w:r>
     </w:p>

--- a/pr-preview/pr-383/bayesian-examples-handout-tracked-changes.docx
+++ b/pr-preview/pr-383/bayesian-examples-handout-tracked-changes.docx
@@ -16,7 +16,7 @@
       </w:pPr>
       <w:del w:id="1" w:author="PR Preview" w:date="2026-01-01T00:00:00Z">
         <w:r>
-          <w:delText xml:space="preserve">Last modified: 2026-10-19 04:11:38 (PDT)</w:delText>
+          <w:delText xml:space="preserve">Last modified: 2026-10-19 04:44:20 (PDT)</w:delText>
         </w:r>
       </w:del>
     </w:p>
@@ -26,7 +26,7 @@
       </w:pPr>
       <w:ins w:id="2" w:author="PR Preview" w:date="2026-01-01T00:00:00Z">
         <w:r>
-          <w:t xml:space="preserve">Last modified: 2026-10-19 04:14:28 (PDT)</w:t>
+          <w:t xml:space="preserve">Last modified: 2026-10-19 04:44:47 (PDT)</w:t>
         </w:r>
       </w:ins>
     </w:p>
